--- a/static/post/mhcpdisadvantage/MHCP.docx
+++ b/static/post/mhcpdisadvantage/MHCP.docx
@@ -79,7 +79,58 @@
         <w:pStyle w:val="FirstParagraph"/>
       </w:pPr>
       <w:r>
-        <w:t xml:space="preserve">Exploring the question of whether Mental Health Care Plans (and the billing of them) are driven by patients, and the patient’s expected utility of MHCPs to unlock government funding for private psychological services.</w:t>
+        <w:t xml:space="preserve">cohealth, a community health service in inner-west urban Melbourne, has a relatively high proportion of patients with mental health conditions. According to statistics derived from a clinical decision support tool (</w:t>
+      </w:r>
+      <w:hyperlink r:id="rId20">
+        <w:r>
+          <w:rPr>
+            <w:rStyle w:val="Hyperlink"/>
+          </w:rPr>
+          <w:t xml:space="preserve">Doctor’s Control Panel</w:t>
+        </w:r>
+      </w:hyperlink>
+      <w:r>
+        <w:t xml:space="preserve">, 49.8% of patients seen by cohealth clinics in the four weeks from 28th April 2025 are eligible for a mental health care plan (i.e. have a recorded mental health condition), compared to a national average of 35.0% nationally among practices which use Doctor’s Control Panel (see</w:t>
+      </w:r>
+      <w:r>
+        <w:t xml:space="preserve"> </w:t>
+      </w:r>
+      <w:hyperlink w:anchor="sec-appendix-mhcpeligible">
+        <w:r>
+          <w:rPr>
+            <w:rStyle w:val="Hyperlink"/>
+          </w:rPr>
+          <w:t xml:space="preserve">Section 4.1</w:t>
+        </w:r>
+      </w:hyperlink>
+      <w:r>
+        <w:t xml:space="preserve">).</w:t>
+      </w:r>
+    </w:p>
+    <w:p>
+      <w:pPr>
+        <w:pStyle w:val="BodyText"/>
+      </w:pPr>
+      <w:r>
+        <w:t xml:space="preserve">That cohealth medical clinic patients have a relatively high propotion of mental health conditions is consistent with other available statistics. At one of the cohealth general practice sites, Kensington, 4.3% of active patients (76 of 1737</w:t>
+      </w:r>
+      <w:r>
+        <w:rPr>
+          <w:rStyle w:val="FootnoteReference"/>
+        </w:rPr>
+        <w:footnoteReference w:id="21"/>
+      </w:r>
+      <w:r>
+        <w:t xml:space="preserve">) have a recorded low-frequency mental health condition (schizophrenia or bipolar affective disorder) compared to the Australian general practice average of 0.5%</w:t>
+      </w:r>
+      <w:r>
+        <w:rPr>
+          <w:rStyle w:val="FootnoteReference"/>
+        </w:rPr>
+        <w:footnoteReference w:id="23"/>
+      </w:r>
+      <w:r>
+        <w:t xml:space="preserve">.</w:t>
       </w:r>
     </w:p>
     <w:p>
@@ -118,7 +169,7 @@
         <w:t xml:space="preserve">Mental health conditions can be broadly divided into low- and high- frequency mental health conditions. High-frequency mental health conditions are the common mental health conditions such as anxiety and depression. Low-frequency mental health conditions are the less common, and often more serious and lifelong conditions, of schizophrenia and bipolar affective disorder. It is postulated that patients with low-prevalence mental health disorders have more severe mental health conditions and are at greater need of mental health assessments and services.</w:t>
       </w:r>
     </w:p>
-    <w:bookmarkStart w:id="23" w:name="mental-health-care-plans"/>
+    <w:bookmarkStart w:id="28" w:name="mental-health-care-plans"/>
     <w:p>
       <w:pPr>
         <w:pStyle w:val="Heading2"/>
@@ -5949,18 +6000,18 @@
           <wp:inline>
             <wp:extent cx="4620126" cy="3696101"/>
             <wp:effectExtent b="0" l="0" r="0" t="0"/>
-            <wp:docPr descr="" title="" id="21" name="Picture"/>
+            <wp:docPr descr="" title="" id="26" name="Picture"/>
             <a:graphic>
               <a:graphicData uri="http://schemas.openxmlformats.org/drawingml/2006/picture">
                 <pic:pic>
                   <pic:nvPicPr>
-                    <pic:cNvPr descr="MHCP_files/figure-docx/unnamed-chunk-7-1.png" id="22" name="Picture"/>
+                    <pic:cNvPr descr="MHCP_files/figure-docx/unnamed-chunk-7-1.png" id="27" name="Picture"/>
                     <pic:cNvPicPr>
                       <a:picLocks noChangeArrowheads="1" noChangeAspect="1"/>
                     </pic:cNvPicPr>
                   </pic:nvPicPr>
                   <pic:blipFill>
-                    <a:blip r:embed="rId20"/>
+                    <a:blip r:embed="rId25"/>
                     <a:stretch>
                       <a:fillRect/>
                     </a:stretch>
@@ -11408,8 +11459,8 @@
         </w:tc>
       </w:tr>
     </w:tbl>
-    <w:bookmarkEnd w:id="23"/>
-    <w:bookmarkStart w:id="29" w:name="Xc1aaabf4dbe777a401d43def3b77e4d7842a193"/>
+    <w:bookmarkEnd w:id="28"/>
+    <w:bookmarkStart w:id="34" w:name="Xc1aaabf4dbe777a401d43def3b77e4d7842a193"/>
     <w:p>
       <w:pPr>
         <w:pStyle w:val="Heading2"/>
@@ -11601,7 +11652,7 @@
       <w:r>
         <w:t xml:space="preserve"> </w:t>
       </w:r>
-      <w:hyperlink r:id="rId24">
+      <w:hyperlink r:id="rId29">
         <w:r>
           <w:rPr>
             <w:rStyle w:val="Hyperlink"/>
@@ -11623,7 +11674,7 @@
       <w:r>
         <w:t xml:space="preserve"> </w:t>
       </w:r>
-      <w:hyperlink r:id="rId25">
+      <w:hyperlink r:id="rId30">
         <w:r>
           <w:rPr>
             <w:rStyle w:val="Hyperlink"/>
@@ -14434,18 +14485,18 @@
           <wp:inline>
             <wp:extent cx="4620126" cy="3696101"/>
             <wp:effectExtent b="0" l="0" r="0" t="0"/>
-            <wp:docPr descr="" title="" id="27" name="Picture"/>
+            <wp:docPr descr="" title="" id="32" name="Picture"/>
             <a:graphic>
               <a:graphicData uri="http://schemas.openxmlformats.org/drawingml/2006/picture">
                 <pic:pic>
                   <pic:nvPicPr>
-                    <pic:cNvPr descr="MHCP_files/figure-docx/unnamed-chunk-13-1.png" id="28" name="Picture"/>
+                    <pic:cNvPr descr="MHCP_files/figure-docx/unnamed-chunk-13-1.png" id="33" name="Picture"/>
                     <pic:cNvPicPr>
                       <a:picLocks noChangeArrowheads="1" noChangeAspect="1"/>
                     </pic:cNvPicPr>
                   </pic:nvPicPr>
                   <pic:blipFill>
-                    <a:blip r:embed="rId26"/>
+                    <a:blip r:embed="rId31"/>
                     <a:stretch>
                       <a:fillRect/>
                     </a:stretch>
@@ -14472,8 +14523,8 @@
         </w:drawing>
       </w:r>
     </w:p>
-    <w:bookmarkEnd w:id="29"/>
-    <w:bookmarkStart w:id="37" w:name="X44eef03e3ab79df54720ddd8e5338172e20f3a5"/>
+    <w:bookmarkEnd w:id="34"/>
+    <w:bookmarkStart w:id="42" w:name="X44eef03e3ab79df54720ddd8e5338172e20f3a5"/>
     <w:p>
       <w:pPr>
         <w:pStyle w:val="Heading2"/>
@@ -14501,7 +14552,7 @@
       <w:r>
         <w:t xml:space="preserve"> </w:t>
       </w:r>
-      <w:hyperlink r:id="rId30">
+      <w:hyperlink r:id="rId35">
         <w:r>
           <w:rPr>
             <w:rStyle w:val="Hyperlink"/>
@@ -17212,18 +17263,18 @@
           <wp:inline>
             <wp:extent cx="4620126" cy="3696101"/>
             <wp:effectExtent b="0" l="0" r="0" t="0"/>
-            <wp:docPr descr="" title="" id="32" name="Picture"/>
+            <wp:docPr descr="" title="" id="37" name="Picture"/>
             <a:graphic>
               <a:graphicData uri="http://schemas.openxmlformats.org/drawingml/2006/picture">
                 <pic:pic>
                   <pic:nvPicPr>
-                    <pic:cNvPr descr="MHCP_files/figure-docx/unnamed-chunk-17-1.png" id="33" name="Picture"/>
+                    <pic:cNvPr descr="MHCP_files/figure-docx/unnamed-chunk-17-1.png" id="38" name="Picture"/>
                     <pic:cNvPicPr>
                       <a:picLocks noChangeArrowheads="1" noChangeAspect="1"/>
                     </pic:cNvPicPr>
                   </pic:nvPicPr>
                   <pic:blipFill>
-                    <a:blip r:embed="rId31"/>
+                    <a:blip r:embed="rId36"/>
                     <a:stretch>
                       <a:fillRect/>
                     </a:stretch>
@@ -21940,18 +21991,18 @@
           <wp:inline>
             <wp:extent cx="4620126" cy="3696101"/>
             <wp:effectExtent b="0" l="0" r="0" t="0"/>
-            <wp:docPr descr="" title="" id="35" name="Picture"/>
+            <wp:docPr descr="" title="" id="40" name="Picture"/>
             <a:graphic>
               <a:graphicData uri="http://schemas.openxmlformats.org/drawingml/2006/picture">
                 <pic:pic>
                   <pic:nvPicPr>
-                    <pic:cNvPr descr="MHCP_files/figure-docx/unnamed-chunk-19-1.png" id="36" name="Picture"/>
+                    <pic:cNvPr descr="MHCP_files/figure-docx/unnamed-chunk-19-1.png" id="41" name="Picture"/>
                     <pic:cNvPicPr>
                       <a:picLocks noChangeArrowheads="1" noChangeAspect="1"/>
                     </pic:cNvPicPr>
                   </pic:nvPicPr>
                   <pic:blipFill>
-                    <a:blip r:embed="rId34"/>
+                    <a:blip r:embed="rId39"/>
                     <a:stretch>
                       <a:fillRect/>
                     </a:stretch>
@@ -21978,7 +22029,285 @@
         </w:drawing>
       </w:r>
     </w:p>
-    <w:bookmarkEnd w:id="37"/>
+    <w:bookmarkEnd w:id="42"/>
+    <w:bookmarkStart w:id="50" w:name="appendices"/>
+    <w:p>
+      <w:pPr>
+        <w:pStyle w:val="Heading2"/>
+      </w:pPr>
+      <w:r>
+        <w:t xml:space="preserve">4 Appendices</w:t>
+      </w:r>
+    </w:p>
+    <w:bookmarkStart w:id="49" w:name="sec-appendix-mhcpeligible"/>
+    <w:p>
+      <w:pPr>
+        <w:pStyle w:val="Heading3"/>
+      </w:pPr>
+      <w:r>
+        <w:t xml:space="preserve">4.1 Proportion of patients eligible and who have a mental health care plan</w:t>
+      </w:r>
+    </w:p>
+    <w:p>
+      <w:pPr>
+        <w:pStyle w:val="FirstParagraph"/>
+      </w:pPr>
+      <w:r>
+        <w:t xml:space="preserve">Figures derived from</w:t>
+      </w:r>
+      <w:r>
+        <w:t xml:space="preserve"> </w:t>
+      </w:r>
+      <w:hyperlink r:id="rId20">
+        <w:r>
+          <w:rPr>
+            <w:rStyle w:val="Hyperlink"/>
+          </w:rPr>
+          <w:t xml:space="preserve">Doctor’s Control Panel</w:t>
+        </w:r>
+      </w:hyperlink>
+      <w:r>
+        <w:t xml:space="preserve"> </w:t>
+      </w:r>
+      <w:r>
+        <w:t xml:space="preserve">‘Performance’</w:t>
+      </w:r>
+      <w:r>
+        <w:t xml:space="preserve"> </w:t>
+      </w:r>
+      <w:r>
+        <w:t xml:space="preserve">charts, for the four weeks starting from 28th April 2025. The charts are included below.</w:t>
+      </w:r>
+    </w:p>
+    <w:p>
+      <w:pPr>
+        <w:pStyle w:val="BodyText"/>
+      </w:pPr>
+      <w:r>
+        <w:t xml:space="preserve">The total number of unique patients seen during that time period can be calculated from the numbers who are expected to have</w:t>
+      </w:r>
+      <w:r>
+        <w:t xml:space="preserve"> </w:t>
+      </w:r>
+      <w:r>
+        <w:t xml:space="preserve">‘Allergies Documented’</w:t>
+      </w:r>
+      <w:r>
+        <w:t xml:space="preserve">, which is all patients seen. For cohealth, the figure is 5557+720 = 6277. For all practices which use Doctor’s Control Panel (</w:t>
+      </w:r>
+      <w:r>
+        <w:t xml:space="preserve">‘national’</w:t>
+      </w:r>
+      <w:r>
+        <w:t xml:space="preserve">), the figure is 245991+12826 = 2.58817</w:t>
+      </w:r>
+      <w:r>
+        <w:t xml:space="preserve">^{5}.</w:t>
+      </w:r>
+    </w:p>
+    <w:p>
+      <w:pPr>
+        <w:pStyle w:val="BodyText"/>
+      </w:pPr>
+      <w:r>
+        <w:t xml:space="preserve">The total number of unique patients seen during that time period considered eligible for a mental health care plan (because they have a recorded and coded mental health condition) can be calculated from the</w:t>
+      </w:r>
+      <w:r>
+        <w:t xml:space="preserve"> </w:t>
+      </w:r>
+      <w:r>
+        <w:t xml:space="preserve">‘MHCP’</w:t>
+      </w:r>
+      <w:r>
+        <w:t xml:space="preserve"> </w:t>
+      </w:r>
+      <w:r>
+        <w:t xml:space="preserve">(Mental Health Care Plan) bar. For cohealth, the figure is 43+441+1201+1441 = 3126, which is 49.8% of the total. For</w:t>
+      </w:r>
+      <w:r>
+        <w:t xml:space="preserve"> </w:t>
+      </w:r>
+      <w:r>
+        <w:t xml:space="preserve">‘national’</w:t>
+      </w:r>
+      <w:r>
+        <w:t xml:space="preserve"> </w:t>
+      </w:r>
+      <w:r>
+        <w:t xml:space="preserve">practices, the figure is 2455+16839+34885+36287 = 9.0466</w:t>
+      </w:r>
+      <w:r>
+        <w:t xml:space="preserve">^{4}, which is 35.0%.</w:t>
+      </w:r>
+    </w:p>
+    <w:p>
+      <w:pPr>
+        <w:pStyle w:val="BodyText"/>
+      </w:pPr>
+      <w:r>
+        <w:t xml:space="preserve">The total number of unique patients seen during that time period who had an</w:t>
+      </w:r>
+      <w:r>
+        <w:t xml:space="preserve"> </w:t>
+      </w:r>
+      <w:r>
+        <w:t xml:space="preserve">‘up-to-date’</w:t>
+      </w:r>
+      <w:r>
+        <w:t xml:space="preserve"> </w:t>
+      </w:r>
+      <w:r>
+        <w:t xml:space="preserve">(i.e. within the previous twelve months) mental health care plan can be calculated from the</w:t>
+      </w:r>
+      <w:r>
+        <w:t xml:space="preserve"> </w:t>
+      </w:r>
+      <w:r>
+        <w:t xml:space="preserve">‘up-to-date’</w:t>
+      </w:r>
+      <w:r>
+        <w:t xml:space="preserve"> </w:t>
+      </w:r>
+      <w:r>
+        <w:t xml:space="preserve">and</w:t>
+      </w:r>
+      <w:r>
+        <w:t xml:space="preserve"> </w:t>
+      </w:r>
+      <w:r>
+        <w:t xml:space="preserve">‘updated’</w:t>
+      </w:r>
+      <w:r>
+        <w:t xml:space="preserve"> </w:t>
+      </w:r>
+      <w:r>
+        <w:t xml:space="preserve">sections of the MHCP bar. For cohealth, the figure is 43+441 = 484, which is 15.5% of patients with recorded mental health conditions. For</w:t>
+      </w:r>
+      <w:r>
+        <w:t xml:space="preserve"> </w:t>
+      </w:r>
+      <w:r>
+        <w:t xml:space="preserve">‘national’</w:t>
+      </w:r>
+      <w:r>
+        <w:t xml:space="preserve">, the figure is 2455 + 16839 = 1.9294</w:t>
+      </w:r>
+      <w:r>
+        <w:t xml:space="preserve">^{4}, which is 21.3%.</w:t>
+      </w:r>
+    </w:p>
+    <w:p>
+      <w:pPr>
+        <w:pStyle w:val="CaptionedFigure"/>
+      </w:pPr>
+      <w:r>
+        <w:drawing>
+          <wp:inline>
+            <wp:extent cx="5334000" cy="3000375"/>
+            <wp:effectExtent b="0" l="0" r="0" t="0"/>
+            <wp:docPr descr="cohealth, DCP statistics, 28/Apr/2025 to 25/May/2025" title="" id="44" name="Picture"/>
+            <a:graphic>
+              <a:graphicData uri="http://schemas.openxmlformats.org/drawingml/2006/picture">
+                <pic:pic>
+                  <pic:nvPicPr>
+                    <pic:cNvPr descr="./images/cohealth_20250428_mhcpeligible.png" id="45" name="Picture"/>
+                    <pic:cNvPicPr>
+                      <a:picLocks noChangeArrowheads="1" noChangeAspect="1"/>
+                    </pic:cNvPicPr>
+                  </pic:nvPicPr>
+                  <pic:blipFill>
+                    <a:blip r:embed="rId43"/>
+                    <a:stretch>
+                      <a:fillRect/>
+                    </a:stretch>
+                  </pic:blipFill>
+                  <pic:spPr bwMode="auto">
+                    <a:xfrm>
+                      <a:off x="0" y="0"/>
+                      <a:ext cx="5334000" cy="3000375"/>
+                    </a:xfrm>
+                    <a:prstGeom prst="rect">
+                      <a:avLst/>
+                    </a:prstGeom>
+                    <a:noFill/>
+                    <a:ln w="9525">
+                      <a:noFill/>
+                      <a:headEnd/>
+                      <a:tailEnd/>
+                    </a:ln>
+                  </pic:spPr>
+                </pic:pic>
+              </a:graphicData>
+            </a:graphic>
+          </wp:inline>
+        </w:drawing>
+      </w:r>
+    </w:p>
+    <w:p>
+      <w:pPr>
+        <w:pStyle w:val="ImageCaption"/>
+      </w:pPr>
+      <w:r>
+        <w:t xml:space="preserve">cohealth, DCP statistics, 28/Apr/2025 to 25/May/2025</w:t>
+      </w:r>
+    </w:p>
+    <w:p>
+      <w:pPr>
+        <w:pStyle w:val="CaptionedFigure"/>
+      </w:pPr>
+      <w:r>
+        <w:drawing>
+          <wp:inline>
+            <wp:extent cx="5334000" cy="3000375"/>
+            <wp:effectExtent b="0" l="0" r="0" t="0"/>
+            <wp:docPr descr="National, DCP statistics, 28/Apr/2025 to 25/May/2025" title="" id="47" name="Picture"/>
+            <a:graphic>
+              <a:graphicData uri="http://schemas.openxmlformats.org/drawingml/2006/picture">
+                <pic:pic>
+                  <pic:nvPicPr>
+                    <pic:cNvPr descr="./images/national_20250428_mhcpeligible.png" id="48" name="Picture"/>
+                    <pic:cNvPicPr>
+                      <a:picLocks noChangeArrowheads="1" noChangeAspect="1"/>
+                    </pic:cNvPicPr>
+                  </pic:nvPicPr>
+                  <pic:blipFill>
+                    <a:blip r:embed="rId46"/>
+                    <a:stretch>
+                      <a:fillRect/>
+                    </a:stretch>
+                  </pic:blipFill>
+                  <pic:spPr bwMode="auto">
+                    <a:xfrm>
+                      <a:off x="0" y="0"/>
+                      <a:ext cx="5334000" cy="3000375"/>
+                    </a:xfrm>
+                    <a:prstGeom prst="rect">
+                      <a:avLst/>
+                    </a:prstGeom>
+                    <a:noFill/>
+                    <a:ln w="9525">
+                      <a:noFill/>
+                      <a:headEnd/>
+                      <a:tailEnd/>
+                    </a:ln>
+                  </pic:spPr>
+                </pic:pic>
+              </a:graphicData>
+            </a:graphic>
+          </wp:inline>
+        </w:drawing>
+      </w:r>
+    </w:p>
+    <w:p>
+      <w:pPr>
+        <w:pStyle w:val="ImageCaption"/>
+      </w:pPr>
+      <w:r>
+        <w:t xml:space="preserve">National, DCP statistics, 28/Apr/2025 to 25/May/2025</w:t>
+      </w:r>
+    </w:p>
+    <w:bookmarkEnd w:id="49"/>
+    <w:bookmarkEnd w:id="50"/>
     <w:sectPr/>
   </w:body>
 </w:document>
@@ -22001,6 +22330,97 @@
     <w:p>
       <w:r>
         <w:separator/>
+      </w:r>
+    </w:p>
+  </w:footnote>
+  <w:footnote w:id="21">
+    <w:p>
+      <w:pPr>
+        <w:pStyle w:val="FootnoteText"/>
+      </w:pPr>
+      <w:r>
+        <w:rPr>
+          <w:rStyle w:val="FootnoteReference"/>
+        </w:rPr>
+        <w:footnoteRef/>
+      </w:r>
+      <w:r>
+        <w:t xml:space="preserve"> </w:t>
+      </w:r>
+      <w:hyperlink r:id="rId22">
+        <w:r>
+          <w:rPr>
+            <w:rStyle w:val="Hyperlink"/>
+          </w:rPr>
+          <w:t xml:space="preserve">PenCS</w:t>
+        </w:r>
+      </w:hyperlink>
+      <w:r>
+        <w:t xml:space="preserve"> </w:t>
+      </w:r>
+      <w:r>
+        <w:t xml:space="preserve">data extract, Kensington clinic, 1st June 2025.</w:t>
+      </w:r>
+      <w:r>
+        <w:t xml:space="preserve"> </w:t>
+      </w:r>
+      <w:r>
+        <w:t xml:space="preserve">‘Active’</w:t>
+      </w:r>
+      <w:r>
+        <w:t xml:space="preserve"> </w:t>
+      </w:r>
+      <w:r>
+        <w:t xml:space="preserve">patient defined as those who (according to PenCS) have had three visits in the past two years</w:t>
+      </w:r>
+      <w:r>
+        <w:t xml:space="preserve"> </w:t>
+      </w:r>
+      <w:r>
+        <w:rPr>
+          <w:i/>
+          <w:iCs/>
+        </w:rPr>
+        <w:t xml:space="preserve">and</w:t>
+      </w:r>
+      <w:r>
+        <w:t xml:space="preserve"> </w:t>
+      </w:r>
+      <w:r>
+        <w:t xml:space="preserve">billed one of the standard and common Medicare item numbers (3, 23, 36, 44, 123, 2713, 91890,91891) in the previous twelve months.</w:t>
+      </w:r>
+    </w:p>
+  </w:footnote>
+  <w:footnote w:id="23">
+    <w:p>
+      <w:pPr>
+        <w:pStyle w:val="FootnoteText"/>
+      </w:pPr>
+      <w:r>
+        <w:rPr>
+          <w:rStyle w:val="FootnoteReference"/>
+        </w:rPr>
+        <w:footnoteRef/>
+      </w:r>
+      <w:r>
+        <w:t xml:space="preserve"> </w:t>
+      </w:r>
+      <w:r>
+        <w:t xml:space="preserve">“</w:t>
+      </w:r>
+      <w:hyperlink r:id="rId24">
+        <w:r>
+          <w:rPr>
+            <w:rStyle w:val="Hyperlink"/>
+          </w:rPr>
+          <w:t xml:space="preserve">General practice activity in Australia 2015-2016</w:t>
+        </w:r>
+      </w:hyperlink>
+      <w:r>
+        <w:t xml:space="preserve">”</w:t>
+      </w:r>
+      <w:r>
+        <w:t xml:space="preserve">, Sydney University Press, 2016.</w:t>
       </w:r>
     </w:p>
   </w:footnote>

--- a/static/post/mhcpdisadvantage/MHCP.docx
+++ b/static/post/mhcpdisadvantage/MHCP.docx
@@ -90,7 +90,7 @@
         </w:r>
       </w:hyperlink>
       <w:r>
-        <w:t xml:space="preserve">, 49.8% of patients seen by cohealth clinics in the four weeks from 28th April 2025 are eligible for a mental health care plan (i.e. have a recorded mental health condition), compared to a national average of 35.0% nationally among practices which use Doctor’s Control Panel (see</w:t>
+        <w:t xml:space="preserve">, 49.8% of patients consulted by cohealth clinics in the four weeks from 28th April 2025 are eligible for a mental health care plan (i.e. have a recorded mental health condition), compared to a national average of 35.0% nationally among practices which use Doctor’s Control Panel (see</w:t>
       </w:r>
       <w:r>
         <w:t xml:space="preserve"> </w:t>
@@ -112,7 +112,7 @@
         <w:pStyle w:val="BodyText"/>
       </w:pPr>
       <w:r>
-        <w:t xml:space="preserve">That cohealth medical clinic patients have a relatively high propotion of mental health conditions is consistent with other available statistics. At one of the cohealth general practice sites, Kensington, 4.3% of active patients (76 of 1737</w:t>
+        <w:t xml:space="preserve">That cohealth medical clinic patients have a relatively high proportion of mental health conditions is consistent with other available statistics. At one of the cohealth general practice sites, Kensington, approximately 6.7% of consultations (52 of 774</w:t>
       </w:r>
       <w:r>
         <w:rPr>
@@ -121,7 +121,7 @@
         <w:footnoteReference w:id="21"/>
       </w:r>
       <w:r>
-        <w:t xml:space="preserve">) have a recorded low-frequency mental health condition (schizophrenia or bipolar affective disorder) compared to the Australian general practice average of 0.5%</w:t>
+        <w:t xml:space="preserve">) are with patients who have a recorded low-frequency mental health condition (schizophrenia or bipolar affective disorder) compared to the Australian general practice average of 0.5%</w:t>
       </w:r>
       <w:r>
         <w:rPr>
@@ -133,6 +133,268 @@
         <w:t xml:space="preserve">.</w:t>
       </w:r>
     </w:p>
+    <w:tbl>
+      <w:tblPr>
+        <w:tblStyle w:val="Table"/>
+        <w:tblW w:type="pct" w:w="5000"/>
+        <w:tblLayout w:type="fixed"/>
+        <w:tblLook w:firstRow="0" w:lastRow="0" w:firstColumn="0" w:lastColumn="0" w:noHBand="0" w:noVBand="0" w:val="0000"/>
+      </w:tblPr>
+      <w:tblGrid>
+        <w:gridCol w:w="3960"/>
+        <w:gridCol w:w="3960"/>
+      </w:tblGrid>
+      <w:tr>
+        <w:tc>
+          <w:tcPr/>
+          <w:p>
+            <w:pPr>
+              <w:jc w:val="center"/>
+            </w:pPr>
+            <w:r>
+              <w:drawing>
+                <wp:inline>
+                  <wp:extent cx="2971800" cy="2377440"/>
+                  <wp:effectExtent b="0" l="0" r="0" t="0"/>
+                  <wp:docPr descr="" title="" id="26" name="Picture"/>
+                  <a:graphic>
+                    <a:graphicData uri="http://schemas.openxmlformats.org/drawingml/2006/picture">
+                      <pic:pic>
+                        <pic:nvPicPr>
+                          <pic:cNvPr descr="MHCP_files/figure-docx/unnamed-chunk-4-1.png" id="27" name="Picture"/>
+                          <pic:cNvPicPr>
+                            <a:picLocks noChangeArrowheads="1" noChangeAspect="1"/>
+                          </pic:cNvPicPr>
+                        </pic:nvPicPr>
+                        <pic:blipFill>
+                          <a:blip r:embed="rId25"/>
+                          <a:stretch>
+                            <a:fillRect/>
+                          </a:stretch>
+                        </pic:blipFill>
+                        <pic:spPr bwMode="auto">
+                          <a:xfrm>
+                            <a:off x="0" y="0"/>
+                            <a:ext cx="2971800" cy="2377440"/>
+                          </a:xfrm>
+                          <a:prstGeom prst="rect">
+                            <a:avLst/>
+                          </a:prstGeom>
+                          <a:noFill/>
+                          <a:ln w="9525">
+                            <a:noFill/>
+                            <a:headEnd/>
+                            <a:tailEnd/>
+                          </a:ln>
+                        </pic:spPr>
+                      </pic:pic>
+                    </a:graphicData>
+                  </a:graphic>
+                </wp:inline>
+              </w:drawing>
+            </w:r>
+          </w:p>
+        </w:tc>
+        <w:tc>
+          <w:tcPr/>
+          <w:p>
+            <w:pPr>
+              <w:jc w:val="center"/>
+            </w:pPr>
+            <w:r>
+              <w:drawing>
+                <wp:inline>
+                  <wp:extent cx="2971800" cy="2377440"/>
+                  <wp:effectExtent b="0" l="0" r="0" t="0"/>
+                  <wp:docPr descr="" title="" id="29" name="Picture"/>
+                  <a:graphic>
+                    <a:graphicData uri="http://schemas.openxmlformats.org/drawingml/2006/picture">
+                      <pic:pic>
+                        <pic:nvPicPr>
+                          <pic:cNvPr descr="MHCP_files/figure-docx/unnamed-chunk-4-2.png" id="30" name="Picture"/>
+                          <pic:cNvPicPr>
+                            <a:picLocks noChangeArrowheads="1" noChangeAspect="1"/>
+                          </pic:cNvPicPr>
+                        </pic:nvPicPr>
+                        <pic:blipFill>
+                          <a:blip r:embed="rId28"/>
+                          <a:stretch>
+                            <a:fillRect/>
+                          </a:stretch>
+                        </pic:blipFill>
+                        <pic:spPr bwMode="auto">
+                          <a:xfrm>
+                            <a:off x="0" y="0"/>
+                            <a:ext cx="2971800" cy="2377440"/>
+                          </a:xfrm>
+                          <a:prstGeom prst="rect">
+                            <a:avLst/>
+                          </a:prstGeom>
+                          <a:noFill/>
+                          <a:ln w="9525">
+                            <a:noFill/>
+                            <a:headEnd/>
+                            <a:tailEnd/>
+                          </a:ln>
+                        </pic:spPr>
+                      </pic:pic>
+                    </a:graphicData>
+                  </a:graphic>
+                </wp:inline>
+              </w:drawing>
+            </w:r>
+          </w:p>
+        </w:tc>
+      </w:tr>
+    </w:tbl>
+    <w:p>
+      <w:pPr>
+        <w:pStyle w:val="BodyText"/>
+      </w:pPr>
+      <w:r>
+        <w:t xml:space="preserve">Although cohealth consults a high proportion of patients with recorded mental health conditions and are potentially eligible for mental health care plans (MHCP), a relatively small proportion of those patients have had - and been billed - an</w:t>
+      </w:r>
+      <w:r>
+        <w:t xml:space="preserve"> </w:t>
+      </w:r>
+      <w:r>
+        <w:t xml:space="preserve">‘up-to-date’</w:t>
+      </w:r>
+      <w:r>
+        <w:t xml:space="preserve"> </w:t>
+      </w:r>
+      <w:r>
+        <w:t xml:space="preserve">care plan i.e. within the past twelve months. At cohealth, 15.5% of eligible patients have an up-to-date care plan, compared to 21.3% nationally (see</w:t>
+      </w:r>
+      <w:r>
+        <w:t xml:space="preserve"> </w:t>
+      </w:r>
+      <w:hyperlink w:anchor="sec-appendix-mhcpeligible">
+        <w:r>
+          <w:rPr>
+            <w:rStyle w:val="Hyperlink"/>
+          </w:rPr>
+          <w:t xml:space="preserve">Section 4.1</w:t>
+        </w:r>
+      </w:hyperlink>
+      <w:r>
+        <w:t xml:space="preserve">). The proportion of all patients at cohealth who have an up-to-date mental health care plan (7.7%) is almost indistinguishable from the proportion of other clinics (7.5%).</w:t>
+      </w:r>
+    </w:p>
+    <w:tbl>
+      <w:tblPr>
+        <w:tblStyle w:val="Table"/>
+        <w:tblW w:type="pct" w:w="5000"/>
+        <w:tblLayout w:type="fixed"/>
+        <w:tblLook w:firstRow="0" w:lastRow="0" w:firstColumn="0" w:lastColumn="0" w:noHBand="0" w:noVBand="0" w:val="0000"/>
+      </w:tblPr>
+      <w:tblGrid>
+        <w:gridCol w:w="3960"/>
+        <w:gridCol w:w="3960"/>
+      </w:tblGrid>
+      <w:tr>
+        <w:tc>
+          <w:tcPr/>
+          <w:p>
+            <w:pPr>
+              <w:jc w:val="center"/>
+            </w:pPr>
+            <w:r>
+              <w:drawing>
+                <wp:inline>
+                  <wp:extent cx="2971800" cy="2377440"/>
+                  <wp:effectExtent b="0" l="0" r="0" t="0"/>
+                  <wp:docPr descr="" title="" id="32" name="Picture"/>
+                  <a:graphic>
+                    <a:graphicData uri="http://schemas.openxmlformats.org/drawingml/2006/picture">
+                      <pic:pic>
+                        <pic:nvPicPr>
+                          <pic:cNvPr descr="MHCP_files/figure-docx/unnamed-chunk-6-1.png" id="33" name="Picture"/>
+                          <pic:cNvPicPr>
+                            <a:picLocks noChangeArrowheads="1" noChangeAspect="1"/>
+                          </pic:cNvPicPr>
+                        </pic:nvPicPr>
+                        <pic:blipFill>
+                          <a:blip r:embed="rId31"/>
+                          <a:stretch>
+                            <a:fillRect/>
+                          </a:stretch>
+                        </pic:blipFill>
+                        <pic:spPr bwMode="auto">
+                          <a:xfrm>
+                            <a:off x="0" y="0"/>
+                            <a:ext cx="2971800" cy="2377440"/>
+                          </a:xfrm>
+                          <a:prstGeom prst="rect">
+                            <a:avLst/>
+                          </a:prstGeom>
+                          <a:noFill/>
+                          <a:ln w="9525">
+                            <a:noFill/>
+                            <a:headEnd/>
+                            <a:tailEnd/>
+                          </a:ln>
+                        </pic:spPr>
+                      </pic:pic>
+                    </a:graphicData>
+                  </a:graphic>
+                </wp:inline>
+              </w:drawing>
+            </w:r>
+          </w:p>
+        </w:tc>
+        <w:tc>
+          <w:tcPr/>
+          <w:p>
+            <w:pPr>
+              <w:jc w:val="center"/>
+            </w:pPr>
+            <w:r>
+              <w:drawing>
+                <wp:inline>
+                  <wp:extent cx="2971800" cy="2377440"/>
+                  <wp:effectExtent b="0" l="0" r="0" t="0"/>
+                  <wp:docPr descr="" title="" id="35" name="Picture"/>
+                  <a:graphic>
+                    <a:graphicData uri="http://schemas.openxmlformats.org/drawingml/2006/picture">
+                      <pic:pic>
+                        <pic:nvPicPr>
+                          <pic:cNvPr descr="MHCP_files/figure-docx/unnamed-chunk-6-2.png" id="36" name="Picture"/>
+                          <pic:cNvPicPr>
+                            <a:picLocks noChangeArrowheads="1" noChangeAspect="1"/>
+                          </pic:cNvPicPr>
+                        </pic:nvPicPr>
+                        <pic:blipFill>
+                          <a:blip r:embed="rId34"/>
+                          <a:stretch>
+                            <a:fillRect/>
+                          </a:stretch>
+                        </pic:blipFill>
+                        <pic:spPr bwMode="auto">
+                          <a:xfrm>
+                            <a:off x="0" y="0"/>
+                            <a:ext cx="2971800" cy="2377440"/>
+                          </a:xfrm>
+                          <a:prstGeom prst="rect">
+                            <a:avLst/>
+                          </a:prstGeom>
+                          <a:noFill/>
+                          <a:ln w="9525">
+                            <a:noFill/>
+                            <a:headEnd/>
+                            <a:tailEnd/>
+                          </a:ln>
+                        </pic:spPr>
+                      </pic:pic>
+                    </a:graphicData>
+                  </a:graphic>
+                </wp:inline>
+              </w:drawing>
+            </w:r>
+          </w:p>
+        </w:tc>
+      </w:tr>
+    </w:tbl>
     <w:p>
       <w:pPr>
         <w:pStyle w:val="BodyText"/>
@@ -169,7 +431,7 @@
         <w:t xml:space="preserve">Mental health conditions can be broadly divided into low- and high- frequency mental health conditions. High-frequency mental health conditions are the common mental health conditions such as anxiety and depression. Low-frequency mental health conditions are the less common, and often more serious and lifelong conditions, of schizophrenia and bipolar affective disorder. It is postulated that patients with low-prevalence mental health disorders have more severe mental health conditions and are at greater need of mental health assessments and services.</w:t>
       </w:r>
     </w:p>
-    <w:bookmarkStart w:id="28" w:name="mental-health-care-plans"/>
+    <w:bookmarkStart w:id="40" w:name="mental-health-care-plans"/>
     <w:p>
       <w:pPr>
         <w:pStyle w:val="Heading2"/>
@@ -6000,18 +6262,18 @@
           <wp:inline>
             <wp:extent cx="4620126" cy="3696101"/>
             <wp:effectExtent b="0" l="0" r="0" t="0"/>
-            <wp:docPr descr="" title="" id="26" name="Picture"/>
+            <wp:docPr descr="" title="" id="38" name="Picture"/>
             <a:graphic>
               <a:graphicData uri="http://schemas.openxmlformats.org/drawingml/2006/picture">
                 <pic:pic>
                   <pic:nvPicPr>
-                    <pic:cNvPr descr="MHCP_files/figure-docx/unnamed-chunk-7-1.png" id="27" name="Picture"/>
+                    <pic:cNvPr descr="MHCP_files/figure-docx/unnamed-chunk-12-1.png" id="39" name="Picture"/>
                     <pic:cNvPicPr>
                       <a:picLocks noChangeArrowheads="1" noChangeAspect="1"/>
                     </pic:cNvPicPr>
                   </pic:nvPicPr>
                   <pic:blipFill>
-                    <a:blip r:embed="rId25"/>
+                    <a:blip r:embed="rId37"/>
                     <a:stretch>
                       <a:fillRect/>
                     </a:stretch>
@@ -11459,8 +11721,8 @@
         </w:tc>
       </w:tr>
     </w:tbl>
-    <w:bookmarkEnd w:id="28"/>
-    <w:bookmarkStart w:id="34" w:name="Xc1aaabf4dbe777a401d43def3b77e4d7842a193"/>
+    <w:bookmarkEnd w:id="40"/>
+    <w:bookmarkStart w:id="46" w:name="Xc1aaabf4dbe777a401d43def3b77e4d7842a193"/>
     <w:p>
       <w:pPr>
         <w:pStyle w:val="Heading2"/>
@@ -11652,7 +11914,7 @@
       <w:r>
         <w:t xml:space="preserve"> </w:t>
       </w:r>
-      <w:hyperlink r:id="rId29">
+      <w:hyperlink r:id="rId41">
         <w:r>
           <w:rPr>
             <w:rStyle w:val="Hyperlink"/>
@@ -11674,7 +11936,7 @@
       <w:r>
         <w:t xml:space="preserve"> </w:t>
       </w:r>
-      <w:hyperlink r:id="rId30">
+      <w:hyperlink r:id="rId42">
         <w:r>
           <w:rPr>
             <w:rStyle w:val="Hyperlink"/>
@@ -14485,18 +14747,18 @@
           <wp:inline>
             <wp:extent cx="4620126" cy="3696101"/>
             <wp:effectExtent b="0" l="0" r="0" t="0"/>
-            <wp:docPr descr="" title="" id="32" name="Picture"/>
+            <wp:docPr descr="" title="" id="44" name="Picture"/>
             <a:graphic>
               <a:graphicData uri="http://schemas.openxmlformats.org/drawingml/2006/picture">
                 <pic:pic>
                   <pic:nvPicPr>
-                    <pic:cNvPr descr="MHCP_files/figure-docx/unnamed-chunk-13-1.png" id="33" name="Picture"/>
+                    <pic:cNvPr descr="MHCP_files/figure-docx/unnamed-chunk-18-1.png" id="45" name="Picture"/>
                     <pic:cNvPicPr>
                       <a:picLocks noChangeArrowheads="1" noChangeAspect="1"/>
                     </pic:cNvPicPr>
                   </pic:nvPicPr>
                   <pic:blipFill>
-                    <a:blip r:embed="rId31"/>
+                    <a:blip r:embed="rId43"/>
                     <a:stretch>
                       <a:fillRect/>
                     </a:stretch>
@@ -14523,8 +14785,8 @@
         </w:drawing>
       </w:r>
     </w:p>
-    <w:bookmarkEnd w:id="34"/>
-    <w:bookmarkStart w:id="42" w:name="X44eef03e3ab79df54720ddd8e5338172e20f3a5"/>
+    <w:bookmarkEnd w:id="46"/>
+    <w:bookmarkStart w:id="54" w:name="X44eef03e3ab79df54720ddd8e5338172e20f3a5"/>
     <w:p>
       <w:pPr>
         <w:pStyle w:val="Heading2"/>
@@ -14552,7 +14814,7 @@
       <w:r>
         <w:t xml:space="preserve"> </w:t>
       </w:r>
-      <w:hyperlink r:id="rId35">
+      <w:hyperlink r:id="rId47">
         <w:r>
           <w:rPr>
             <w:rStyle w:val="Hyperlink"/>
@@ -17263,18 +17525,18 @@
           <wp:inline>
             <wp:extent cx="4620126" cy="3696101"/>
             <wp:effectExtent b="0" l="0" r="0" t="0"/>
-            <wp:docPr descr="" title="" id="37" name="Picture"/>
+            <wp:docPr descr="" title="" id="49" name="Picture"/>
             <a:graphic>
               <a:graphicData uri="http://schemas.openxmlformats.org/drawingml/2006/picture">
                 <pic:pic>
                   <pic:nvPicPr>
-                    <pic:cNvPr descr="MHCP_files/figure-docx/unnamed-chunk-17-1.png" id="38" name="Picture"/>
+                    <pic:cNvPr descr="MHCP_files/figure-docx/unnamed-chunk-22-1.png" id="50" name="Picture"/>
                     <pic:cNvPicPr>
                       <a:picLocks noChangeArrowheads="1" noChangeAspect="1"/>
                     </pic:cNvPicPr>
                   </pic:nvPicPr>
                   <pic:blipFill>
-                    <a:blip r:embed="rId36"/>
+                    <a:blip r:embed="rId48"/>
                     <a:stretch>
                       <a:fillRect/>
                     </a:stretch>
@@ -21991,18 +22253,18 @@
           <wp:inline>
             <wp:extent cx="4620126" cy="3696101"/>
             <wp:effectExtent b="0" l="0" r="0" t="0"/>
-            <wp:docPr descr="" title="" id="40" name="Picture"/>
+            <wp:docPr descr="" title="" id="52" name="Picture"/>
             <a:graphic>
               <a:graphicData uri="http://schemas.openxmlformats.org/drawingml/2006/picture">
                 <pic:pic>
                   <pic:nvPicPr>
-                    <pic:cNvPr descr="MHCP_files/figure-docx/unnamed-chunk-19-1.png" id="41" name="Picture"/>
+                    <pic:cNvPr descr="MHCP_files/figure-docx/unnamed-chunk-24-1.png" id="53" name="Picture"/>
                     <pic:cNvPicPr>
                       <a:picLocks noChangeArrowheads="1" noChangeAspect="1"/>
                     </pic:cNvPicPr>
                   </pic:nvPicPr>
                   <pic:blipFill>
-                    <a:blip r:embed="rId39"/>
+                    <a:blip r:embed="rId51"/>
                     <a:stretch>
                       <a:fillRect/>
                     </a:stretch>
@@ -22029,8 +22291,8 @@
         </w:drawing>
       </w:r>
     </w:p>
-    <w:bookmarkEnd w:id="42"/>
-    <w:bookmarkStart w:id="50" w:name="appendices"/>
+    <w:bookmarkEnd w:id="54"/>
+    <w:bookmarkStart w:id="62" w:name="appendices"/>
     <w:p>
       <w:pPr>
         <w:pStyle w:val="Heading2"/>
@@ -22039,7 +22301,7 @@
         <w:t xml:space="preserve">4 Appendices</w:t>
       </w:r>
     </w:p>
-    <w:bookmarkStart w:id="49" w:name="sec-appendix-mhcpeligible"/>
+    <w:bookmarkStart w:id="61" w:name="sec-appendix-mhcpeligible"/>
     <w:p>
       <w:pPr>
         <w:pStyle w:val="Heading3"/>
@@ -22099,10 +22361,7 @@
         <w:t xml:space="preserve">‘national’</w:t>
       </w:r>
       <w:r>
-        <w:t xml:space="preserve">), the figure is 245991+12826 = 2.58817</w:t>
-      </w:r>
-      <w:r>
-        <w:t xml:space="preserve">^{5}.</w:t>
+        <w:t xml:space="preserve">), the figure is 245991+12826 = 258817.</w:t>
       </w:r>
     </w:p>
     <w:p>
@@ -22134,10 +22393,7 @@
         <w:t xml:space="preserve"> </w:t>
       </w:r>
       <w:r>
-        <w:t xml:space="preserve">practices, the figure is 2455+16839+34885+36287 = 9.0466</w:t>
-      </w:r>
-      <w:r>
-        <w:t xml:space="preserve">^{4}, which is 35.0%.</w:t>
+        <w:t xml:space="preserve">practices, the figure is 2455+16839+34885+36287 = 90466, which is 35.0% of the total.</w:t>
       </w:r>
     </w:p>
     <w:p>
@@ -22190,10 +22446,10 @@
         <w:t xml:space="preserve">‘national’</w:t>
       </w:r>
       <w:r>
-        <w:t xml:space="preserve">, the figure is 2455 + 16839 = 1.9294</w:t>
+        <w:t xml:space="preserve"> </w:t>
       </w:r>
       <w:r>
-        <w:t xml:space="preserve">^{4}, which is 21.3%.</w:t>
+        <w:t xml:space="preserve">practices, the figure is 2455 + 16839 = 19294, which is 21.3% of patients with mental health conditions.</w:t>
       </w:r>
     </w:p>
     <w:p>
@@ -22205,18 +22461,18 @@
           <wp:inline>
             <wp:extent cx="5334000" cy="3000375"/>
             <wp:effectExtent b="0" l="0" r="0" t="0"/>
-            <wp:docPr descr="cohealth, DCP statistics, 28/Apr/2025 to 25/May/2025" title="" id="44" name="Picture"/>
+            <wp:docPr descr="cohealth, DCP statistics, 28/Apr/2025 to 25/May/2025" title="" id="56" name="Picture"/>
             <a:graphic>
               <a:graphicData uri="http://schemas.openxmlformats.org/drawingml/2006/picture">
                 <pic:pic>
                   <pic:nvPicPr>
-                    <pic:cNvPr descr="./images/cohealth_20250428_mhcpeligible.png" id="45" name="Picture"/>
+                    <pic:cNvPr descr="./images/cohealth_20250428_mhcpeligible.png" id="57" name="Picture"/>
                     <pic:cNvPicPr>
                       <a:picLocks noChangeArrowheads="1" noChangeAspect="1"/>
                     </pic:cNvPicPr>
                   </pic:nvPicPr>
                   <pic:blipFill>
-                    <a:blip r:embed="rId43"/>
+                    <a:blip r:embed="rId55"/>
                     <a:stretch>
                       <a:fillRect/>
                     </a:stretch>
@@ -22260,18 +22516,18 @@
           <wp:inline>
             <wp:extent cx="5334000" cy="3000375"/>
             <wp:effectExtent b="0" l="0" r="0" t="0"/>
-            <wp:docPr descr="National, DCP statistics, 28/Apr/2025 to 25/May/2025" title="" id="47" name="Picture"/>
+            <wp:docPr descr="National, DCP statistics, 28/Apr/2025 to 25/May/2025" title="" id="59" name="Picture"/>
             <a:graphic>
               <a:graphicData uri="http://schemas.openxmlformats.org/drawingml/2006/picture">
                 <pic:pic>
                   <pic:nvPicPr>
-                    <pic:cNvPr descr="./images/national_20250428_mhcpeligible.png" id="48" name="Picture"/>
+                    <pic:cNvPr descr="./images/national_20250428_mhcpeligible.png" id="60" name="Picture"/>
                     <pic:cNvPicPr>
                       <a:picLocks noChangeArrowheads="1" noChangeAspect="1"/>
                     </pic:cNvPicPr>
                   </pic:nvPicPr>
                   <pic:blipFill>
-                    <a:blip r:embed="rId46"/>
+                    <a:blip r:embed="rId58"/>
                     <a:stretch>
                       <a:fillRect/>
                     </a:stretch>
@@ -22306,8 +22562,8 @@
         <w:t xml:space="preserve">National, DCP statistics, 28/Apr/2025 to 25/May/2025</w:t>
       </w:r>
     </w:p>
-    <w:bookmarkEnd w:id="49"/>
-    <w:bookmarkEnd w:id="50"/>
+    <w:bookmarkEnd w:id="61"/>
+    <w:bookmarkEnd w:id="62"/>
     <w:sectPr/>
   </w:body>
 </w:document>
@@ -22365,29 +22621,13 @@
         <w:t xml:space="preserve"> </w:t>
       </w:r>
       <w:r>
-        <w:t xml:space="preserve">‘Active’</w:t>
+        <w:t xml:space="preserve">‘Consultation’</w:t>
       </w:r>
       <w:r>
         <w:t xml:space="preserve"> </w:t>
       </w:r>
       <w:r>
-        <w:t xml:space="preserve">patient defined as those who (according to PenCS) have had three visits in the past two years</w:t>
-      </w:r>
-      <w:r>
-        <w:t xml:space="preserve"> </w:t>
-      </w:r>
-      <w:r>
-        <w:rPr>
-          <w:i/>
-          <w:iCs/>
-        </w:rPr>
-        <w:t xml:space="preserve">and</w:t>
-      </w:r>
-      <w:r>
-        <w:t xml:space="preserve"> </w:t>
-      </w:r>
-      <w:r>
-        <w:t xml:space="preserve">billed one of the standard and common Medicare item numbers (3, 23, 36, 44, 123, 2713, 91890,91891) in the previous twelve months.</w:t>
+        <w:t xml:space="preserve">defined as those who (according to PenCS) have had a visit in the month of May 2025, having been billed at least one of the standard and common Medicare item numbers (3, 23, 36, 44, 123, 2713, 91890,91891, 721, 723, 732, 701, 703, 705, 707, 2700, 2701, 2712, 2715, 2717). Each patient can only be counted once during the specified time period (one month).</w:t>
       </w:r>
     </w:p>
   </w:footnote>
